--- a/phonechecks/24_09_26.docx
+++ b/phonechecks/24_09_26.docx
@@ -112,7 +112,7 @@
           </w:tcPr>
           <w:p>
             <w:r>
-              <w:t>רונל</w:t>
+              <w:t>אמיל</w:t>
             </w:r>
           </w:p>
         </w:tc>
